--- a/Templates/Diagnostics_Style_Template.docx
+++ b/Templates/Diagnostics_Style_Template.docx
@@ -375,9 +375,11 @@
     <w:name w:val="Normal"/>
     <w:qFormat/>
     <w:rsid w:val="00FC693F"/>
+    <w:pPr>
+      <w:spacing w:before="120" w:after="120"/>
+    </w:pPr>
     <w:rPr>
-      <w:rFonts w:ascii="Inter" w:hAnsi="Inter" w:cs="Inter" w:eastAsia="Inter"/>
-      <w:color w:val="000032"/>
+      <w:rFonts w:ascii="Aptos" w:hAnsi="Aptos" w:cs="Aptos" w:eastAsia="Aptos"/>
       <w:sz w:val="22"/>
     </w:rPr>
   </w:style>
@@ -436,15 +438,16 @@
     <w:pPr>
       <w:keepNext/>
       <w:keepLines/>
-      <w:spacing w:before="480" w:after="0"/>
+      <w:spacing w:before="240" w:after="180"/>
       <w:outlineLvl w:val="0"/>
     </w:pPr>
     <w:rPr>
-      <w:rFonts w:ascii="Inter" w:hAnsi="Inter" w:cs="Inter" w:eastAsia="Inter"/>
+      <w:rFonts w:ascii="Aptos" w:hAnsi="Aptos" w:cs="Aptos" w:eastAsia="Aptos"/>
       <w:b/>
       <w:bCs/>
-      <w:color w:val="000032"/>
-      <w:sz w:val="40"/>
+      <w:i w:val="0"/>
+      <w:color w:val="0B1640"/>
+      <w:sz w:val="48"/>
       <w:szCs w:val="28"/>
     </w:rPr>
   </w:style>
@@ -460,15 +463,16 @@
     <w:pPr>
       <w:keepNext/>
       <w:keepLines/>
-      <w:spacing w:before="200" w:after="0"/>
+      <w:spacing w:before="240"/>
       <w:outlineLvl w:val="1"/>
     </w:pPr>
     <w:rPr>
-      <w:rFonts w:ascii="Inter" w:hAnsi="Inter" w:cs="Inter" w:eastAsia="Inter"/>
+      <w:rFonts w:ascii="Aptos" w:hAnsi="Aptos" w:cs="Aptos" w:eastAsia="Aptos"/>
       <w:b/>
       <w:bCs/>
-      <w:color w:val="000032"/>
-      <w:sz w:val="32"/>
+      <w:i w:val="0"/>
+      <w:color w:val="102A54"/>
+      <w:sz w:val="36"/>
       <w:szCs w:val="26"/>
     </w:rPr>
   </w:style>
@@ -482,16 +486,17 @@
     <w:qFormat/>
     <w:rsid w:val="00FC693F"/>
     <w:pPr>
-      <w:keepNext/>
-      <w:keepLines/>
-      <w:spacing w:before="200" w:after="0"/>
+      <w:keepNext w:val="0"/>
+      <w:keepLines w:val="0"/>
+      <w:spacing w:before="60" w:after="60" w:line="276" w:lineRule="auto"/>
       <w:outlineLvl w:val="2"/>
     </w:pPr>
     <w:rPr>
-      <w:rFonts w:ascii="Inter" w:hAnsi="Inter" w:cs="Inter" w:eastAsia="Inter"/>
+      <w:rFonts w:ascii="Aptos" w:hAnsi="Aptos" w:cs="Aptos" w:eastAsia="Aptos"/>
       <w:b/>
       <w:bCs/>
-      <w:color w:val="000032"/>
+      <w:i w:val="0"/>
+      <w:color w:val="0B1640"/>
       <w:sz w:val="28"/>
     </w:rPr>
   </w:style>
@@ -508,17 +513,17 @@
     <w:pPr>
       <w:keepNext/>
       <w:keepLines/>
-      <w:spacing w:before="200" w:after="0"/>
+      <w:spacing w:before="200"/>
       <w:outlineLvl w:val="3"/>
     </w:pPr>
     <w:rPr>
-      <w:rFonts w:ascii="Inter" w:hAnsi="Inter" w:cs="Inter" w:eastAsia="Inter"/>
+      <w:rFonts w:ascii="Aptos" w:hAnsi="Aptos" w:cs="Aptos" w:eastAsia="Aptos"/>
       <w:b/>
       <w:bCs/>
-      <w:i/>
+      <w:i w:val="0"/>
       <w:iCs/>
-      <w:color w:val="000032"/>
-      <w:sz w:val="24"/>
+      <w:color w:val="1452E6"/>
+      <w:sz w:val="28"/>
     </w:rPr>
   </w:style>
   <w:style w:type="paragraph" w:styleId="Heading5">
@@ -731,11 +736,11 @@
       <w:contextualSpacing/>
     </w:pPr>
     <w:rPr>
-      <w:rFonts w:ascii="Inter" w:hAnsi="Inter" w:cs="Inter" w:eastAsia="Inter"/>
-      <w:color w:val="000032"/>
+      <w:rFonts w:ascii="Aptos" w:hAnsi="Aptos" w:cs="Aptos" w:eastAsia="Aptos"/>
+      <w:color w:val="17365D" w:themeColor="text2" w:themeShade="BF"/>
       <w:spacing w:val="5"/>
       <w:kern w:val="28"/>
-      <w:sz w:val="52"/>
+      <w:sz w:val="56"/>
       <w:szCs w:val="52"/>
     </w:rPr>
   </w:style>
@@ -804,8 +809,7 @@
       <w:contextualSpacing/>
     </w:pPr>
     <w:rPr>
-      <w:rFonts w:ascii="Inter" w:hAnsi="Inter" w:cs="Inter" w:eastAsia="Inter"/>
-      <w:color w:val="000032"/>
+      <w:rFonts w:ascii="Aptos" w:hAnsi="Aptos" w:cs="Aptos" w:eastAsia="Aptos"/>
     </w:rPr>
   </w:style>
   <w:style w:type="paragraph" w:styleId="BodyText">
@@ -916,8 +920,7 @@
       <w:contextualSpacing/>
     </w:pPr>
     <w:rPr>
-      <w:rFonts w:ascii="Inter" w:hAnsi="Inter" w:cs="Inter" w:eastAsia="Inter"/>
-      <w:color w:val="000032"/>
+      <w:rFonts w:ascii="Aptos" w:hAnsi="Aptos" w:cs="Aptos" w:eastAsia="Aptos"/>
     </w:rPr>
   </w:style>
   <w:style w:type="paragraph" w:styleId="ListBullet2">
@@ -959,8 +962,7 @@
       <w:contextualSpacing/>
     </w:pPr>
     <w:rPr>
-      <w:rFonts w:ascii="Inter" w:hAnsi="Inter" w:cs="Inter" w:eastAsia="Inter"/>
-      <w:color w:val="000032"/>
+      <w:rFonts w:ascii="Aptos" w:hAnsi="Aptos" w:cs="Aptos" w:eastAsia="Aptos"/>
     </w:rPr>
   </w:style>
   <w:style w:type="paragraph" w:styleId="ListNumber2">
@@ -1185,10 +1187,10 @@
       <w:spacing w:line="240" w:lineRule="auto"/>
     </w:pPr>
     <w:rPr>
-      <w:rFonts w:ascii="Inter" w:hAnsi="Inter" w:cs="Inter" w:eastAsia="Inter"/>
+      <w:rFonts w:ascii="Aptos" w:hAnsi="Aptos" w:cs="Aptos" w:eastAsia="Aptos"/>
       <w:b/>
       <w:bCs/>
-      <w:color w:val="000032"/>
+      <w:color w:val="4F81BD" w:themeColor="accent1"/>
       <w:sz w:val="18"/>
       <w:szCs w:val="18"/>
     </w:rPr>
@@ -12086,7 +12088,7 @@
       <w:spacing w:before="80" w:after="80"/>
     </w:pPr>
     <w:rPr>
-      <w:rFonts w:ascii="Inter" w:hAnsi="Inter" w:cs="Inter"/>
+      <w:rFonts w:ascii="Aptos" w:hAnsi="Aptos" w:cs="Aptos"/>
     </w:rPr>
     <w:tblPr>
       <w:tblStyleRowBandSize w:val="1"/>
@@ -12115,11 +12117,10 @@
       <w:pPr>
         <w:wordWrap/>
         <w:spacing w:before="80" w:after="80" w:line="240" w:lineRule="auto"/>
-        <w:contextualSpacing/>
         <w:jc w:val="center"/>
       </w:pPr>
       <w:rPr>
-        <w:rFonts w:ascii="Inter" w:hAnsi="Inter" w:cs="Inter"/>
+        <w:rFonts w:ascii="Aptos" w:hAnsi="Aptos" w:cs="Aptos"/>
         <w:b/>
         <w:bCs/>
         <w:color w:val="FFFFFF"/>
@@ -12148,7 +12149,7 @@
     </w:tblStylePr>
     <w:tblStylePr w:type="band1Horz">
       <w:rPr>
-        <w:rFonts w:ascii="Inter" w:hAnsi="Inter" w:cs="Inter"/>
+        <w:rFonts w:ascii="Aptos" w:hAnsi="Aptos" w:cs="Aptos"/>
         <w:color w:val="auto"/>
         <w:sz w:val="22"/>
       </w:rPr>
@@ -12159,7 +12160,7 @@
     </w:tblStylePr>
     <w:tblStylePr w:type="band2Horz">
       <w:rPr>
-        <w:rFonts w:ascii="Inter" w:hAnsi="Inter" w:cs="Inter"/>
+        <w:rFonts w:ascii="Aptos" w:hAnsi="Aptos" w:cs="Aptos"/>
         <w:color w:val="auto"/>
         <w:sz w:val="22"/>
       </w:rPr>

--- a/Templates/Diagnostics_Style_Template.docx
+++ b/Templates/Diagnostics_Style_Template.docx
@@ -376,7 +376,7 @@
     <w:qFormat/>
     <w:rsid w:val="00FC693F"/>
     <w:pPr>
-      <w:spacing w:before="120" w:after="120"/>
+      <w:spacing w:before="0" w:after="160"/>
     </w:pPr>
     <w:rPr>
       <w:rFonts w:ascii="Aptos" w:hAnsi="Aptos" w:cs="Aptos" w:eastAsia="Aptos"/>
@@ -486,9 +486,12 @@
     <w:qFormat/>
     <w:rsid w:val="00FC693F"/>
     <w:pPr>
-      <w:keepNext w:val="0"/>
-      <w:keepLines w:val="0"/>
-      <w:spacing w:before="60" w:after="60" w:line="276" w:lineRule="auto"/>
+      <w:keepNext/>
+      <w:keepLines/>
+      <w:pBdr>
+        <w:top w:val="single" w:sz="6" w:space="8" w:color="E3E9F1"/>
+      </w:pBdr>
+      <w:spacing w:before="400" w:after="120"/>
       <w:outlineLvl w:val="2"/>
     </w:pPr>
     <w:rPr>
@@ -497,7 +500,7 @@
       <w:bCs/>
       <w:i w:val="0"/>
       <w:color w:val="0B1640"/>
-      <w:sz w:val="28"/>
+      <w:sz w:val="32"/>
     </w:rPr>
   </w:style>
   <w:style w:type="paragraph" w:styleId="Heading4">
@@ -513,7 +516,7 @@
     <w:pPr>
       <w:keepNext/>
       <w:keepLines/>
-      <w:spacing w:before="200"/>
+      <w:spacing w:before="280" w:after="80"/>
       <w:outlineLvl w:val="3"/>
     </w:pPr>
     <w:rPr>
@@ -523,7 +526,7 @@
       <w:i w:val="0"/>
       <w:iCs/>
       <w:color w:val="1452E6"/>
-      <w:sz w:val="28"/>
+      <w:sz w:val="24"/>
     </w:rPr>
   </w:style>
   <w:style w:type="paragraph" w:styleId="Heading5">

--- a/Templates/Diagnostics_Style_Template.docx
+++ b/Templates/Diagnostics_Style_Template.docx
@@ -376,7 +376,7 @@
     <w:qFormat/>
     <w:rsid w:val="00FC693F"/>
     <w:pPr>
-      <w:spacing w:before="0" w:after="160"/>
+      <w:spacing w:before="120" w:after="120"/>
     </w:pPr>
     <w:rPr>
       <w:rFonts w:ascii="Aptos" w:hAnsi="Aptos" w:cs="Aptos" w:eastAsia="Aptos"/>
@@ -486,12 +486,9 @@
     <w:qFormat/>
     <w:rsid w:val="00FC693F"/>
     <w:pPr>
-      <w:keepNext/>
-      <w:keepLines/>
-      <w:pBdr>
-        <w:top w:val="single" w:sz="6" w:space="8" w:color="E3E9F1"/>
-      </w:pBdr>
-      <w:spacing w:before="400" w:after="120"/>
+      <w:keepNext w:val="0"/>
+      <w:keepLines w:val="0"/>
+      <w:spacing w:before="60" w:after="60" w:line="276" w:lineRule="auto"/>
       <w:outlineLvl w:val="2"/>
     </w:pPr>
     <w:rPr>
@@ -500,7 +497,7 @@
       <w:bCs/>
       <w:i w:val="0"/>
       <w:color w:val="0B1640"/>
-      <w:sz w:val="32"/>
+      <w:sz w:val="28"/>
     </w:rPr>
   </w:style>
   <w:style w:type="paragraph" w:styleId="Heading4">
@@ -516,7 +513,7 @@
     <w:pPr>
       <w:keepNext/>
       <w:keepLines/>
-      <w:spacing w:before="280" w:after="80"/>
+      <w:spacing w:before="200"/>
       <w:outlineLvl w:val="3"/>
     </w:pPr>
     <w:rPr>
@@ -526,7 +523,7 @@
       <w:i w:val="0"/>
       <w:iCs/>
       <w:color w:val="1452E6"/>
-      <w:sz w:val="24"/>
+      <w:sz w:val="28"/>
     </w:rPr>
   </w:style>
   <w:style w:type="paragraph" w:styleId="Heading5">

--- a/Templates/Diagnostics_Style_Template.docx
+++ b/Templates/Diagnostics_Style_Template.docx
@@ -486,9 +486,9 @@
     <w:qFormat/>
     <w:rsid w:val="00FC693F"/>
     <w:pPr>
-      <w:keepNext w:val="0"/>
-      <w:keepLines w:val="0"/>
-      <w:spacing w:before="60" w:after="60" w:line="276" w:lineRule="auto"/>
+      <w:keepNext/>
+      <w:keepLines/>
+      <w:spacing w:before="360" w:after="120" w:line="276" w:lineRule="auto"/>
       <w:outlineLvl w:val="2"/>
     </w:pPr>
     <w:rPr>
@@ -497,7 +497,7 @@
       <w:bCs/>
       <w:i w:val="0"/>
       <w:color w:val="0B1640"/>
-      <w:sz w:val="28"/>
+      <w:sz w:val="32"/>
     </w:rPr>
   </w:style>
   <w:style w:type="paragraph" w:styleId="Heading4">
@@ -513,7 +513,7 @@
     <w:pPr>
       <w:keepNext/>
       <w:keepLines/>
-      <w:spacing w:before="200"/>
+      <w:spacing w:before="240" w:after="80"/>
       <w:outlineLvl w:val="3"/>
     </w:pPr>
     <w:rPr>
@@ -539,12 +539,15 @@
     <w:pPr>
       <w:keepNext/>
       <w:keepLines/>
-      <w:spacing w:before="200" w:after="0"/>
+      <w:spacing w:before="200" w:after="40"/>
       <w:outlineLvl w:val="4"/>
     </w:pPr>
     <w:rPr>
-      <w:rFonts w:asciiTheme="majorHAnsi" w:eastAsiaTheme="majorEastAsia" w:hAnsiTheme="majorHAnsi" w:cstheme="majorBidi"/>
-      <w:color w:val="243F60" w:themeColor="accent1" w:themeShade="7F"/>
+      <w:rFonts w:ascii="Aptos" w:hAnsi="Aptos" w:cs="Aptos" w:eastAsia="Aptos"/>
+      <w:b/>
+      <w:i w:val="0"/>
+      <w:color w:val="102A54"/>
+      <w:sz w:val="24"/>
     </w:rPr>
   </w:style>
   <w:style w:type="paragraph" w:styleId="Heading6">

--- a/Templates/Diagnostics_Style_Template.docx
+++ b/Templates/Diagnostics_Style_Template.docx
@@ -12120,7 +12120,7 @@
       <w:pPr>
         <w:wordWrap/>
         <w:spacing w:before="80" w:after="80" w:line="240" w:lineRule="auto"/>
-        <w:jc w:val="center"/>
+        <w:jc w:val="left"/>
       </w:pPr>
       <w:rPr>
         <w:rFonts w:ascii="Aptos" w:hAnsi="Aptos" w:cs="Aptos"/>

--- a/Templates/Diagnostics_Style_Template.docx
+++ b/Templates/Diagnostics_Style_Template.docx
@@ -3,13 +3,54 @@
 <w:document xmlns:wpc="http://schemas.microsoft.com/office/word/2010/wordprocessingCanvas" xmlns:mo="http://schemas.microsoft.com/office/mac/office/2008/main" xmlns:mc="http://schemas.openxmlformats.org/markup-compatibility/2006" xmlns:mv="urn:schemas-microsoft-com:mac:vml" xmlns:o="urn:schemas-microsoft-com:office:office" xmlns:r="http://schemas.openxmlformats.org/officeDocument/2006/relationships" xmlns:m="http://schemas.openxmlformats.org/officeDocument/2006/math" xmlns:v="urn:schemas-microsoft-com:vml" xmlns:wp14="http://schemas.microsoft.com/office/word/2010/wordprocessingDrawing" xmlns:wp="http://schemas.openxmlformats.org/drawingml/2006/wordprocessingDrawing" xmlns:w10="urn:schemas-microsoft-com:office:word" xmlns:w="http://schemas.openxmlformats.org/wordprocessingml/2006/main" xmlns:w14="http://schemas.microsoft.com/office/word/2010/wordml" xmlns:wpg="http://schemas.microsoft.com/office/word/2010/wordprocessingGroup" xmlns:wpi="http://schemas.microsoft.com/office/word/2010/wordprocessingInk" xmlns:wne="http://schemas.microsoft.com/office/word/2006/wordml" xmlns:wps="http://schemas.microsoft.com/office/word/2010/wordprocessingShape" mc:Ignorable="w14 wp14">
   <w:body>
     <w:sectPr>
+      <w:footerReference w:type="default" r:id="rId9"/>
       <w:pgSz w:w="12240" w:h="15840"/>
-      <w:pgMar w:top="1440" w:right="1800" w:bottom="1440" w:left="1800" w:header="720" w:footer="720" w:gutter="0"/>
+      <w:pgMar w:top="1440" w:right="1800" w:bottom="1440" w:left="1800" w:header="720" w:footer="288" w:gutter="0"/>
       <w:cols w:space="720"/>
       <w:docGrid w:linePitch="360"/>
     </w:sectPr>
   </w:body>
 </w:document>
+</file>
+
+<file path=word/footer1.xml><?xml version="1.0" encoding="utf-8"?>
+<w:ftr xmlns:m="http://schemas.openxmlformats.org/officeDocument/2006/math" xmlns:mc="http://schemas.openxmlformats.org/markup-compatibility/2006" xmlns:mo="http://schemas.microsoft.com/office/mac/office/2008/main" xmlns:mv="urn:schemas-microsoft-com:mac:vml" xmlns:o="urn:schemas-microsoft-com:office:office" xmlns:r="http://schemas.openxmlformats.org/officeDocument/2006/relationships" xmlns:v="urn:schemas-microsoft-com:vml" xmlns:w10="urn:schemas-microsoft-com:office:word" xmlns:w14="http://schemas.microsoft.com/office/word/2010/wordml" xmlns:w="http://schemas.openxmlformats.org/wordprocessingml/2006/main" xmlns:wne="http://schemas.microsoft.com/office/word/2006/wordml" xmlns:wp14="http://schemas.microsoft.com/office/word/2010/wordprocessingDrawing" xmlns:wp="http://schemas.openxmlformats.org/drawingml/2006/wordprocessingDrawing" xmlns:wpc="http://schemas.microsoft.com/office/word/2010/wordprocessingCanvas" xmlns:wpg="http://schemas.microsoft.com/office/word/2010/wordprocessingGroup" xmlns:wpi="http://schemas.microsoft.com/office/word/2010/wordprocessingInk" xmlns:wps="http://schemas.microsoft.com/office/word/2010/wordprocessingShape" mc:Ignorable="w14 wp14">
+  <w:p>
+    <w:pPr>
+      <w:pStyle w:val="Footer"/>
+      <w:spacing w:before="0" w:after="0"/>
+      <w:jc w:val="right"/>
+    </w:pPr>
+    <w:fldSimple w:instr="PAGE">
+      <w:r>
+        <w:rPr>
+          <w:rFonts w:ascii="Aptos" w:hAnsi="Aptos"/>
+          <w:color w:val="000032"/>
+          <w:sz w:val="18"/>
+        </w:rPr>
+        <w:t>1</w:t>
+      </w:r>
+    </w:fldSimple>
+    <w:r>
+      <w:rPr>
+        <w:rFonts w:ascii="Aptos" w:hAnsi="Aptos"/>
+        <w:color w:val="000032"/>
+        <w:sz w:val="18"/>
+      </w:rPr>
+      <w:t xml:space="preserve"> / </w:t>
+    </w:r>
+    <w:fldSimple w:instr="NUMPAGES">
+      <w:r>
+        <w:rPr>
+          <w:rFonts w:ascii="Aptos" w:hAnsi="Aptos"/>
+          <w:color w:val="000032"/>
+          <w:sz w:val="18"/>
+        </w:rPr>
+        <w:t>1</w:t>
+      </w:r>
+    </w:fldSimple>
+  </w:p>
+</w:ftr>
 </file>
 
 <file path=word/numbering.xml><?xml version="1.0" encoding="utf-8"?>
@@ -185,6 +226,26 @@
       </w:rPr>
     </w:lvl>
   </w:abstractNum>
+  <w:abstractNum w:abstractNumId="9">
+    <w:multiLevelType w:val="singleLevel"/>
+    <w:lvl w:ilvl="0">
+      <w:start w:val="1"/>
+      <w:numFmt w:val="bullet"/>
+      <w:pStyle w:val="ReportBullet"/>
+      <w:suff w:val="tab"/>
+      <w:lvlText w:val="•"/>
+      <w:lvlJc w:val="left"/>
+      <w:pPr>
+        <w:tabs>
+          <w:tab w:val="num" w:pos="280"/>
+        </w:tabs>
+        <w:ind w:left="280" w:hanging="200"/>
+      </w:pPr>
+      <w:rPr>
+        <w:rFonts w:ascii="Aptos" w:hAnsi="Aptos" w:cs="Aptos" w:eastAsia="Aptos"/>
+      </w:rPr>
+    </w:lvl>
+  </w:abstractNum>
   <w:num w:numId="1">
     <w:abstractNumId w:val="8"/>
   </w:num>
@@ -211,6 +272,9 @@
   </w:num>
   <w:num w:numId="9">
     <w:abstractNumId w:val="0"/>
+  </w:num>
+  <w:num w:numId="10">
+    <w:abstractNumId w:val="9"/>
   </w:num>
 </w:numbering>
 </file>
@@ -438,7 +502,7 @@
     <w:pPr>
       <w:keepNext/>
       <w:keepLines/>
-      <w:spacing w:before="240" w:after="180"/>
+      <w:spacing w:before="0" w:after="240" w:line="240" w:lineRule="auto"/>
       <w:outlineLvl w:val="0"/>
     </w:pPr>
     <w:rPr>
@@ -446,9 +510,9 @@
       <w:b/>
       <w:bCs/>
       <w:i w:val="0"/>
-      <w:color w:val="0B1640"/>
-      <w:sz w:val="48"/>
-      <w:szCs w:val="28"/>
+      <w:color w:val="000032"/>
+      <w:sz w:val="56"/>
+      <w:szCs w:val="56"/>
     </w:rPr>
   </w:style>
   <w:style w:type="paragraph" w:styleId="Heading2">
@@ -463,7 +527,7 @@
     <w:pPr>
       <w:keepNext/>
       <w:keepLines/>
-      <w:spacing w:before="240"/>
+      <w:spacing w:before="400" w:after="120" w:line="240" w:lineRule="auto"/>
       <w:outlineLvl w:val="1"/>
     </w:pPr>
     <w:rPr>
@@ -471,9 +535,9 @@
       <w:b/>
       <w:bCs/>
       <w:i w:val="0"/>
-      <w:color w:val="102A54"/>
-      <w:sz w:val="36"/>
-      <w:szCs w:val="26"/>
+      <w:color w:val="000032"/>
+      <w:sz w:val="48"/>
+      <w:szCs w:val="48"/>
     </w:rPr>
   </w:style>
   <w:style w:type="paragraph" w:styleId="Heading3">
@@ -488,7 +552,7 @@
     <w:pPr>
       <w:keepNext/>
       <w:keepLines/>
-      <w:spacing w:before="360" w:after="120" w:line="276" w:lineRule="auto"/>
+      <w:spacing w:before="400" w:after="120" w:line="240" w:lineRule="auto"/>
       <w:outlineLvl w:val="2"/>
     </w:pPr>
     <w:rPr>
@@ -496,8 +560,9 @@
       <w:b/>
       <w:bCs/>
       <w:i w:val="0"/>
-      <w:color w:val="0B1640"/>
-      <w:sz w:val="32"/>
+      <w:color w:val="000032"/>
+      <w:sz w:val="40"/>
+      <w:szCs w:val="40"/>
     </w:rPr>
   </w:style>
   <w:style w:type="paragraph" w:styleId="Heading4">
@@ -513,7 +578,7 @@
     <w:pPr>
       <w:keepNext/>
       <w:keepLines/>
-      <w:spacing w:before="240" w:after="80"/>
+      <w:spacing w:before="240" w:after="80" w:line="240" w:lineRule="auto"/>
       <w:outlineLvl w:val="3"/>
     </w:pPr>
     <w:rPr>
@@ -522,8 +587,9 @@
       <w:bCs/>
       <w:i w:val="0"/>
       <w:iCs/>
-      <w:color w:val="1452E6"/>
-      <w:sz w:val="28"/>
+      <w:color w:val="000032"/>
+      <w:sz w:val="24"/>
+      <w:szCs w:val="24"/>
     </w:rPr>
   </w:style>
   <w:style w:type="paragraph" w:styleId="Heading5">
@@ -539,15 +605,16 @@
     <w:pPr>
       <w:keepNext/>
       <w:keepLines/>
-      <w:spacing w:before="200" w:after="40"/>
+      <w:spacing w:before="200" w:after="60" w:line="240" w:lineRule="auto"/>
       <w:outlineLvl w:val="4"/>
     </w:pPr>
     <w:rPr>
       <w:rFonts w:ascii="Aptos" w:hAnsi="Aptos" w:cs="Aptos" w:eastAsia="Aptos"/>
       <w:b/>
       <w:i w:val="0"/>
-      <w:color w:val="102A54"/>
-      <w:sz w:val="24"/>
+      <w:color w:val="000032"/>
+      <w:sz w:val="22"/>
+      <w:szCs w:val="22"/>
     </w:rPr>
   </w:style>
   <w:style w:type="paragraph" w:styleId="Heading6">
@@ -12088,7 +12155,7 @@
     <w:basedOn w:val="TableNormal"/>
     <w:uiPriority w:val="49"/>
     <w:pPr>
-      <w:spacing w:before="80" w:after="80"/>
+      <w:spacing w:before="80" w:after="80" w:line="240" w:lineRule="auto"/>
     </w:pPr>
     <w:rPr>
       <w:rFonts w:ascii="Aptos" w:hAnsi="Aptos" w:cs="Aptos"/>
@@ -12172,6 +12239,17 @@
         <w:shd w:val="clear" w:color="auto" w:fill="FFFFFF"/>
       </w:tcPr>
     </w:tblStylePr>
+  </w:style>
+  <w:style w:type="paragraph" w:customStyle="1" w:styleId="ReportBullet">
+    <w:name w:val="ReportBullet"/>
+    <w:basedOn w:val="Normal"/>
+    <w:pPr>
+      <w:numPr>
+        <w:ilvl w:val="0"/>
+        <w:numId w:val="10"/>
+      </w:numPr>
+      <w:ind w:left="280" w:hanging="200"/>
+    </w:pPr>
   </w:style>
 </w:styles>
 </file>

--- a/Templates/Diagnostics_Style_Template.docx
+++ b/Templates/Diagnostics_Style_Template.docx
@@ -578,18 +578,18 @@
     <w:pPr>
       <w:keepNext/>
       <w:keepLines/>
-      <w:spacing w:before="240" w:after="80" w:line="240" w:lineRule="auto"/>
+      <w:spacing w:before="320" w:after="120" w:line="240" w:lineRule="auto"/>
       <w:outlineLvl w:val="3"/>
     </w:pPr>
     <w:rPr>
       <w:rFonts w:ascii="Aptos" w:hAnsi="Aptos" w:cs="Aptos" w:eastAsia="Aptos"/>
-      <w:b/>
-      <w:bCs/>
+      <w:b w:val="1"/>
+      <w:bCs w:val="1"/>
       <w:i w:val="0"/>
       <w:iCs/>
-      <w:color w:val="000032"/>
-      <w:sz w:val="24"/>
-      <w:szCs w:val="24"/>
+      <w:color w:val="007A8A"/>
+      <w:sz w:val="28"/>
+      <w:szCs w:val="28"/>
     </w:rPr>
   </w:style>
   <w:style w:type="paragraph" w:styleId="Heading5">
@@ -12186,7 +12186,7 @@
     <w:tblStylePr w:type="firstRow">
       <w:pPr>
         <w:wordWrap/>
-        <w:spacing w:before="80" w:after="80" w:line="240" w:lineRule="auto"/>
+        <w:spacing w:before="0" w:after="0" w:line="240" w:lineRule="auto"/>
         <w:jc w:val="left"/>
       </w:pPr>
       <w:rPr>
@@ -12250,6 +12250,44 @@
       </w:numPr>
       <w:ind w:left="280" w:hanging="200"/>
     </w:pPr>
+  </w:style>
+  <w:style w:type="paragraph" w:customStyle="1" w:styleId="ReportTableHeader">
+    <w:name w:val="Report Table Header"/>
+    <w:basedOn w:val="Normal"/>
+    <w:pPr>
+      <w:keepNext/>
+      <w:spacing w:before="0" w:after="0" w:line="240" w:lineRule="auto"/>
+    </w:pPr>
+  </w:style>
+  <w:style w:type="paragraph" w:customStyle="1" w:styleId="CapacityHost">
+    <w:name w:val="Capacity Host"/>
+    <w:basedOn w:val="Normal"/>
+    <w:pPr>
+      <w:keepNext/>
+      <w:keepLines/>
+      <w:spacing w:before="280" w:after="40" w:line="240" w:lineRule="auto"/>
+    </w:pPr>
+    <w:rPr>
+      <w:b/>
+      <w:i w:val="0"/>
+      <w:color w:val="000032"/>
+      <w:sz w:val="24"/>
+    </w:rPr>
+  </w:style>
+  <w:style w:type="paragraph" w:customStyle="1" w:styleId="CapacityHostDetails">
+    <w:name w:val="Capacity Host Details"/>
+    <w:basedOn w:val="Normal"/>
+    <w:pPr>
+      <w:keepNext/>
+      <w:keepLines/>
+      <w:spacing w:before="0" w:after="80" w:line="240" w:lineRule="auto"/>
+    </w:pPr>
+    <w:rPr>
+      <w:b w:val="0"/>
+      <w:i w:val="0"/>
+      <w:color w:val="000032"/>
+      <w:sz w:val="22"/>
+    </w:rPr>
   </w:style>
 </w:styles>
 </file>
